--- a/Отчет по практике В.docx
+++ b/Отчет по практике В.docx
@@ -4,6 +4,25 @@
   <w:body>
     <w:p>
       <w:pPr>
+        <w:rPr>
+          <w:rFonts w:ascii="Times New Roman" w:eastAsiaTheme="majorEastAsia" w:hAnsi="Times New Roman" w:cstheme="majorBidi"/>
+          <w:b/>
+          <w:sz w:val="28"/>
+          <w:szCs w:val="32"/>
+        </w:rPr>
+      </w:pPr>
+      <w:r>
+        <w:rPr>
+          <w:rFonts w:ascii="Times New Roman" w:eastAsiaTheme="majorEastAsia" w:hAnsi="Times New Roman" w:cstheme="majorBidi"/>
+          <w:b/>
+          <w:sz w:val="28"/>
+          <w:szCs w:val="32"/>
+        </w:rPr>
+        <w:br w:type="page"/>
+      </w:r>
+    </w:p>
+    <w:p>
+      <w:pPr>
         <w:spacing w:after="0" w:line="360" w:lineRule="auto"/>
         <w:jc w:val="center"/>
         <w:rPr>
@@ -20,13 +39,18 @@
           <w:sz w:val="28"/>
           <w:szCs w:val="32"/>
         </w:rPr>
+        <w:lastRenderedPageBreak/>
         <w:t>СОДЕРЖАНИЕ</w:t>
       </w:r>
     </w:p>
     <w:p>
       <w:pPr>
         <w:pStyle w:val="11"/>
+        <w:tabs>
+          <w:tab w:val="right" w:leader="dot" w:pos="10478"/>
+        </w:tabs>
         <w:spacing w:after="0" w:line="360" w:lineRule="auto"/>
+        <w:jc w:val="both"/>
         <w:rPr>
           <w:rFonts w:eastAsiaTheme="minorEastAsia" w:cs="Times New Roman"/>
           <w:noProof/>
@@ -67,6 +91,7 @@
             <w:noProof/>
             <w:sz w:val="28"/>
             <w:szCs w:val="28"/>
+            <w:u w:val="none"/>
           </w:rPr>
           <w:t>ВВЕДЕНИЕ.</w:t>
         </w:r>
@@ -144,7 +169,11 @@
     <w:p>
       <w:pPr>
         <w:pStyle w:val="11"/>
+        <w:tabs>
+          <w:tab w:val="right" w:leader="dot" w:pos="10478"/>
+        </w:tabs>
         <w:spacing w:after="0" w:line="360" w:lineRule="auto"/>
+        <w:jc w:val="both"/>
         <w:rPr>
           <w:rFonts w:eastAsiaTheme="minorEastAsia" w:cs="Times New Roman"/>
           <w:noProof/>
@@ -161,6 +190,7 @@
             <w:noProof/>
             <w:sz w:val="28"/>
             <w:szCs w:val="28"/>
+            <w:u w:val="none"/>
           </w:rPr>
           <w:t>1. ТЕХНИКА БЕЗОПАСНОСТИ. ОХРАНА ТРУДА.</w:t>
         </w:r>
@@ -238,7 +268,11 @@
     <w:p>
       <w:pPr>
         <w:pStyle w:val="11"/>
+        <w:tabs>
+          <w:tab w:val="right" w:leader="dot" w:pos="10478"/>
+        </w:tabs>
         <w:spacing w:after="0" w:line="360" w:lineRule="auto"/>
+        <w:jc w:val="both"/>
         <w:rPr>
           <w:rFonts w:eastAsiaTheme="minorEastAsia" w:cs="Times New Roman"/>
           <w:noProof/>
@@ -255,6 +289,7 @@
             <w:noProof/>
             <w:sz w:val="28"/>
             <w:szCs w:val="28"/>
+            <w:u w:val="none"/>
           </w:rPr>
           <w:t>2 РАЗРАБОТКА ПРИЛОЖЕНИЯ.</w:t>
         </w:r>
@@ -332,7 +367,11 @@
     <w:p>
       <w:pPr>
         <w:pStyle w:val="11"/>
+        <w:tabs>
+          <w:tab w:val="right" w:leader="dot" w:pos="10478"/>
+        </w:tabs>
         <w:spacing w:after="0" w:line="360" w:lineRule="auto"/>
+        <w:jc w:val="both"/>
         <w:rPr>
           <w:rFonts w:eastAsiaTheme="minorEastAsia" w:cs="Times New Roman"/>
           <w:noProof/>
@@ -349,6 +388,7 @@
             <w:noProof/>
             <w:sz w:val="28"/>
             <w:szCs w:val="28"/>
+            <w:u w:val="none"/>
           </w:rPr>
           <w:t>4. ТЕСТИРОВАНИЕ ЧЁРНЫМ ЯЩИКОМ.</w:t>
         </w:r>
@@ -426,7 +466,11 @@
     <w:p>
       <w:pPr>
         <w:pStyle w:val="11"/>
+        <w:tabs>
+          <w:tab w:val="right" w:leader="dot" w:pos="10478"/>
+        </w:tabs>
         <w:spacing w:after="0" w:line="360" w:lineRule="auto"/>
+        <w:jc w:val="both"/>
         <w:rPr>
           <w:rFonts w:eastAsiaTheme="minorEastAsia" w:cs="Times New Roman"/>
           <w:noProof/>
@@ -443,6 +487,7 @@
             <w:noProof/>
             <w:sz w:val="28"/>
             <w:szCs w:val="28"/>
+            <w:u w:val="none"/>
           </w:rPr>
           <w:t>5. МОДУЛЬНОЕ ТЕСТИРОВАНИЕ.</w:t>
         </w:r>
@@ -520,7 +565,11 @@
     <w:p>
       <w:pPr>
         <w:pStyle w:val="11"/>
+        <w:tabs>
+          <w:tab w:val="right" w:leader="dot" w:pos="10478"/>
+        </w:tabs>
         <w:spacing w:after="0" w:line="360" w:lineRule="auto"/>
+        <w:jc w:val="both"/>
         <w:rPr>
           <w:rFonts w:eastAsiaTheme="minorEastAsia" w:cs="Times New Roman"/>
           <w:noProof/>
@@ -537,6 +586,7 @@
             <w:noProof/>
             <w:sz w:val="28"/>
             <w:szCs w:val="28"/>
+            <w:u w:val="none"/>
           </w:rPr>
           <w:t>6. ИНТЕГРАЦИОННОЕ ТЕСТИРОВАНИЕ.</w:t>
         </w:r>
@@ -614,7 +664,11 @@
     <w:p>
       <w:pPr>
         <w:pStyle w:val="11"/>
+        <w:tabs>
+          <w:tab w:val="right" w:leader="dot" w:pos="10478"/>
+        </w:tabs>
         <w:spacing w:after="0" w:line="360" w:lineRule="auto"/>
+        <w:jc w:val="both"/>
         <w:rPr>
           <w:rFonts w:eastAsiaTheme="minorEastAsia" w:cs="Times New Roman"/>
           <w:noProof/>
@@ -631,8 +685,31 @@
             <w:noProof/>
             <w:sz w:val="28"/>
             <w:szCs w:val="28"/>
+            <w:u w:val="none"/>
           </w:rPr>
-          <w:t>7. ОФОРМЛЕНИЕ ДОКУМЕНТАЦИИ НА ПРОГРАММНЫЕ СРЕДСТВА С ИСПОЛЬЗОВАНИЕМ ИНСТРУМЕНТАЛЬНЫХ СРЕДСТВ.</w:t>
+          <w:t xml:space="preserve">7. ОФОРМЛЕНИЕ ДОКУМЕНТАЦИИ НА ПРОГРАММНЫЕ СРЕДСТВА С </w:t>
+        </w:r>
+        <w:r>
+          <w:rPr>
+            <w:rStyle w:val="aa"/>
+            <w:rFonts w:cs="Times New Roman"/>
+            <w:noProof/>
+            <w:sz w:val="28"/>
+            <w:szCs w:val="28"/>
+            <w:u w:val="none"/>
+          </w:rPr>
+          <w:t xml:space="preserve">ИСПОЛЬЗОВАНИЕМ ИНСТРУМЕНТАЛЬНЫХ </w:t>
+        </w:r>
+        <w:r>
+          <w:rPr>
+            <w:rStyle w:val="aa"/>
+            <w:rFonts w:cs="Times New Roman"/>
+            <w:noProof/>
+            <w:sz w:val="28"/>
+            <w:szCs w:val="28"/>
+            <w:u w:val="none"/>
+          </w:rPr>
+          <w:t>СРЕДСТВ.</w:t>
         </w:r>
         <w:r>
           <w:rPr>
@@ -708,7 +785,11 @@
     <w:p>
       <w:pPr>
         <w:pStyle w:val="11"/>
+        <w:tabs>
+          <w:tab w:val="right" w:leader="dot" w:pos="10478"/>
+        </w:tabs>
         <w:spacing w:after="0" w:line="360" w:lineRule="auto"/>
+        <w:jc w:val="both"/>
         <w:rPr>
           <w:rFonts w:eastAsiaTheme="minorEastAsia" w:cs="Times New Roman"/>
           <w:noProof/>
@@ -725,6 +806,7 @@
             <w:noProof/>
             <w:sz w:val="28"/>
             <w:szCs w:val="28"/>
+            <w:u w:val="none"/>
           </w:rPr>
           <w:t>ЗАКЛЮЧЕНИЕ.</w:t>
         </w:r>
@@ -802,7 +884,11 @@
     <w:p>
       <w:pPr>
         <w:pStyle w:val="11"/>
+        <w:tabs>
+          <w:tab w:val="right" w:leader="dot" w:pos="10478"/>
+        </w:tabs>
         <w:spacing w:after="0" w:line="360" w:lineRule="auto"/>
+        <w:jc w:val="both"/>
         <w:rPr>
           <w:rFonts w:eastAsiaTheme="minorEastAsia" w:cs="Times New Roman"/>
           <w:noProof/>
@@ -819,6 +905,7 @@
             <w:noProof/>
             <w:sz w:val="28"/>
             <w:szCs w:val="28"/>
+            <w:u w:val="none"/>
           </w:rPr>
           <w:t>СПИСОК ИСПОЛЬЗОВАННЫХ ИСТОЧНИКОВ.</w:t>
         </w:r>
@@ -895,7 +982,11 @@
     </w:p>
     <w:p>
       <w:pPr>
+        <w:tabs>
+          <w:tab w:val="right" w:leader="dot" w:pos="10478"/>
+        </w:tabs>
         <w:spacing w:after="0" w:line="360" w:lineRule="auto"/>
+        <w:jc w:val="both"/>
         <w:rPr>
           <w:rFonts w:ascii="Times New Roman" w:hAnsi="Times New Roman" w:cs="Times New Roman"/>
           <w:sz w:val="24"/>
@@ -913,18 +1004,22 @@
     </w:p>
     <w:p>
       <w:pPr>
-        <w:spacing w:after="0" w:line="360" w:lineRule="auto"/>
-        <w:ind w:firstLine="709"/>
-      </w:pPr>
-    </w:p>
-    <w:p>
-      <w:pPr>
         <w:tabs>
-          <w:tab w:val="left" w:pos="1313"/>
+          <w:tab w:val="right" w:leader="dot" w:pos="10478"/>
         </w:tabs>
         <w:spacing w:after="0" w:line="360" w:lineRule="auto"/>
         <w:ind w:firstLine="709"/>
       </w:pPr>
+    </w:p>
+    <w:p>
+      <w:pPr>
+        <w:tabs>
+          <w:tab w:val="left" w:pos="1313"/>
+          <w:tab w:val="right" w:leader="dot" w:pos="10478"/>
+        </w:tabs>
+        <w:spacing w:after="0" w:line="360" w:lineRule="auto"/>
+        <w:ind w:firstLine="709"/>
+      </w:pPr>
       <w:r>
         <w:tab/>
       </w:r>
@@ -949,8 +1044,6 @@
         <w:ind w:firstLine="709"/>
         <w:jc w:val="both"/>
       </w:pPr>
-      <w:bookmarkStart w:id="0" w:name="_GoBack"/>
-      <w:bookmarkEnd w:id="0"/>
     </w:p>
     <w:p>
       <w:pPr>
@@ -1018,7 +1111,7 @@
           <w:rFonts w:eastAsiaTheme="majorEastAsia"/>
         </w:rPr>
       </w:pPr>
-      <w:bookmarkStart w:id="1" w:name="_Toc228434679"/>
+      <w:bookmarkStart w:id="0" w:name="_Toc228434679"/>
       <w:r>
         <w:rPr>
           <w:rFonts w:eastAsiaTheme="majorEastAsia"/>
@@ -1032,7 +1125,7 @@
         </w:rPr>
         <w:t>.</w:t>
       </w:r>
-      <w:bookmarkEnd w:id="1"/>
+      <w:bookmarkEnd w:id="0"/>
     </w:p>
     <w:p>
       <w:pPr>
@@ -1287,7 +1380,7 @@
         <w:pStyle w:val="111111111"/>
         <w:ind w:firstLine="709"/>
       </w:pPr>
-      <w:bookmarkStart w:id="2" w:name="_Toc228434680"/>
+      <w:bookmarkStart w:id="1" w:name="_Toc228434680"/>
       <w:r>
         <w:lastRenderedPageBreak/>
         <w:t>1</w:t>
@@ -1301,7 +1394,7 @@
       <w:r>
         <w:t>.</w:t>
       </w:r>
-      <w:bookmarkEnd w:id="2"/>
+      <w:bookmarkEnd w:id="1"/>
     </w:p>
     <w:p>
       <w:pPr>
@@ -2254,7 +2347,7 @@
         <w:pStyle w:val="111111111"/>
         <w:ind w:firstLine="709"/>
       </w:pPr>
-      <w:bookmarkStart w:id="3" w:name="_Toc228434681"/>
+      <w:bookmarkStart w:id="2" w:name="_Toc228434681"/>
       <w:r>
         <w:lastRenderedPageBreak/>
         <w:t>2 Разработка приложения</w:t>
@@ -2262,7 +2355,7 @@
       <w:r>
         <w:t>.</w:t>
       </w:r>
-      <w:bookmarkEnd w:id="3"/>
+      <w:bookmarkEnd w:id="2"/>
     </w:p>
     <w:p>
       <w:pPr>
@@ -5492,7 +5585,7 @@
       <w:pPr>
         <w:pStyle w:val="111111111"/>
       </w:pPr>
-      <w:bookmarkStart w:id="4" w:name="_Toc228434682"/>
+      <w:bookmarkStart w:id="3" w:name="_Toc228434682"/>
       <w:r>
         <w:lastRenderedPageBreak/>
         <w:t>4. ТЕСТИРОВАНИЕ ЧЁРНЫМ ЯЩИКОМ</w:t>
@@ -5500,7 +5593,7 @@
       <w:r>
         <w:t>.</w:t>
       </w:r>
-      <w:bookmarkEnd w:id="4"/>
+      <w:bookmarkEnd w:id="3"/>
     </w:p>
     <w:p>
       <w:pPr>
@@ -6552,7 +6645,7 @@
       <w:pPr>
         <w:pStyle w:val="111111111"/>
       </w:pPr>
-      <w:bookmarkStart w:id="5" w:name="_Toc228434683"/>
+      <w:bookmarkStart w:id="4" w:name="_Toc228434683"/>
       <w:r>
         <w:lastRenderedPageBreak/>
         <w:t>5</w:t>
@@ -6566,7 +6659,7 @@
       <w:r>
         <w:t>.</w:t>
       </w:r>
-      <w:bookmarkEnd w:id="5"/>
+      <w:bookmarkEnd w:id="4"/>
     </w:p>
     <w:p>
       <w:pPr>
@@ -8481,7 +8574,7 @@
       <w:pPr>
         <w:pStyle w:val="111111111"/>
       </w:pPr>
-      <w:bookmarkStart w:id="6" w:name="_Toc228434684"/>
+      <w:bookmarkStart w:id="5" w:name="_Toc228434684"/>
       <w:r>
         <w:lastRenderedPageBreak/>
         <w:t>6.</w:t>
@@ -8495,7 +8588,7 @@
       <w:r>
         <w:t>.</w:t>
       </w:r>
-      <w:bookmarkEnd w:id="6"/>
+      <w:bookmarkEnd w:id="5"/>
     </w:p>
     <w:p>
       <w:pPr>
@@ -9718,12 +9811,14 @@
           <w:sz w:val="28"/>
         </w:rPr>
       </w:pPr>
+      <w:bookmarkStart w:id="6" w:name="_GoBack"/>
     </w:p>
     <w:p>
       <w:pPr>
         <w:pStyle w:val="111111111"/>
       </w:pPr>
       <w:bookmarkStart w:id="7" w:name="_Toc228434685"/>
+      <w:bookmarkEnd w:id="6"/>
       <w:r>
         <w:lastRenderedPageBreak/>
         <w:t>7</w:t>
@@ -13811,6 +13906,7 @@
         <w:docPartUnique/>
       </w:docPartObj>
     </w:sdtPr>
+    <w:sdtEndPr/>
     <w:sdtContent>
       <w:p>
         <w:pPr>
@@ -13853,7 +13949,7 @@
             <w:sz w:val="28"/>
             <w:szCs w:val="28"/>
           </w:rPr>
-          <w:t>16</w:t>
+          <w:t>17</w:t>
         </w:r>
         <w:r>
           <w:rPr>
@@ -17905,6 +18001,18 @@
       <w:lang w:eastAsia="ru-RU"/>
     </w:rPr>
   </w:style>
+  <w:style w:type="character" w:styleId="af1">
+    <w:name w:val="FollowedHyperlink"/>
+    <w:basedOn w:val="a0"/>
+    <w:uiPriority w:val="99"/>
+    <w:semiHidden/>
+    <w:unhideWhenUsed/>
+    <w:rsid w:val="002520C4"/>
+    <w:rPr>
+      <w:color w:val="954F72" w:themeColor="followedHyperlink"/>
+      <w:u w:val="single"/>
+    </w:rPr>
+  </w:style>
 </w:styles>
 </file>
 
@@ -18174,7 +18282,7 @@
 </file>
 
 <file path=customXml/itemProps1.xml><?xml version="1.0" encoding="utf-8"?>
-<ds:datastoreItem xmlns:ds="http://schemas.openxmlformats.org/officeDocument/2006/customXml" ds:itemID="{E7E6CFCD-BB7D-4A81-AEA1-D1DD4C5B6027}">
+<ds:datastoreItem xmlns:ds="http://schemas.openxmlformats.org/officeDocument/2006/customXml" ds:itemID="{10B9907B-8AE4-45EE-9D9B-A1886B9EFBE7}">
   <ds:schemaRefs>
     <ds:schemaRef ds:uri="http://schemas.openxmlformats.org/officeDocument/2006/bibliography"/>
   </ds:schemaRefs>
